--- a/2026/D-atividade-extensionista-III/atividade-extensionista-III-trabalho-final.docx
+++ b/2026/D-atividade-extensionista-III/atividade-extensionista-III-trabalho-final.docx
@@ -1105,16 +1105,16 @@
         <w:rPr>
           <w:bCs/>
           <w:color w:val="000000" w:themeColor="text1"/>
-          <w:sz w:val="28"/>
-          <w:szCs w:val="28"/>
+          <w:sz w:val="24"/>
+          <w:szCs w:val="24"/>
         </w:rPr>
       </w:pPr>
       <w:r>
         <w:rPr>
           <w:bCs/>
           <w:color w:val="000000" w:themeColor="text1"/>
-          <w:sz w:val="28"/>
-          <w:szCs w:val="28"/>
+          <w:sz w:val="24"/>
+          <w:szCs w:val="24"/>
         </w:rPr>
         <w:t xml:space="preserve">Implementação de um site para adoção de animais utilizando </w:t>
       </w:r>
@@ -1122,8 +1122,8 @@
         <w:rPr>
           <w:bCs/>
           <w:color w:val="000000" w:themeColor="text1"/>
-          <w:sz w:val="28"/>
-          <w:szCs w:val="28"/>
+          <w:sz w:val="24"/>
+          <w:szCs w:val="24"/>
         </w:rPr>
         <w:t>React e Node.js</w:t>
       </w:r>
@@ -1204,16 +1204,16 @@
         <w:rPr>
           <w:bCs/>
           <w:color w:val="000000" w:themeColor="text1"/>
-          <w:sz w:val="28"/>
-          <w:szCs w:val="28"/>
+          <w:sz w:val="24"/>
+          <w:szCs w:val="24"/>
         </w:rPr>
       </w:pPr>
       <w:r>
         <w:rPr>
           <w:bCs/>
           <w:color w:val="000000" w:themeColor="text1"/>
-          <w:sz w:val="28"/>
-          <w:szCs w:val="28"/>
+          <w:sz w:val="24"/>
+          <w:szCs w:val="24"/>
         </w:rPr>
         <w:t>Casas de abrigo de animais, a nível municipal.</w:t>
       </w:r>
@@ -1889,6 +1889,24 @@
       <w:pPr>
         <w:spacing w:before="0" w:after="0" w:line="360" w:lineRule="auto"/>
         <w:rPr>
+          <w:sz w:val="24"/>
+          <w:szCs w:val="24"/>
+        </w:rPr>
+      </w:pPr>
+    </w:p>
+    <w:p>
+      <w:pPr>
+        <w:spacing w:before="0" w:after="0" w:line="360" w:lineRule="auto"/>
+        <w:rPr>
+          <w:sz w:val="24"/>
+          <w:szCs w:val="24"/>
+        </w:rPr>
+      </w:pPr>
+    </w:p>
+    <w:p>
+      <w:pPr>
+        <w:spacing w:before="0" w:after="0" w:line="360" w:lineRule="auto"/>
+        <w:rPr>
           <w:b/>
           <w:bCs/>
           <w:color w:val="1F497D" w:themeColor="text2"/>
@@ -1919,16 +1937,16 @@
         <w:rPr>
           <w:bCs/>
           <w:color w:val="000000" w:themeColor="text1"/>
-          <w:sz w:val="28"/>
-          <w:szCs w:val="28"/>
+          <w:sz w:val="24"/>
+          <w:szCs w:val="24"/>
         </w:rPr>
       </w:pPr>
       <w:r>
         <w:rPr>
           <w:bCs/>
           <w:color w:val="000000" w:themeColor="text1"/>
-          <w:sz w:val="28"/>
-          <w:szCs w:val="28"/>
+          <w:sz w:val="24"/>
+          <w:szCs w:val="24"/>
         </w:rPr>
         <w:t>Ajudar animais em situação de rua a encontrarem um novo lar;</w:t>
       </w:r>
@@ -1944,16 +1962,16 @@
         <w:rPr>
           <w:bCs/>
           <w:color w:val="000000" w:themeColor="text1"/>
-          <w:sz w:val="28"/>
-          <w:szCs w:val="28"/>
+          <w:sz w:val="24"/>
+          <w:szCs w:val="24"/>
         </w:rPr>
       </w:pPr>
       <w:r>
         <w:rPr>
           <w:bCs/>
           <w:color w:val="000000" w:themeColor="text1"/>
-          <w:sz w:val="28"/>
-          <w:szCs w:val="28"/>
+          <w:sz w:val="24"/>
+          <w:szCs w:val="24"/>
         </w:rPr>
         <w:t>Desenvolver um ambiente virtual onde as pessoas possam encontrar com facilidade, animais disponíveis para adoção em sua região;</w:t>
       </w:r>
@@ -1969,16 +1987,16 @@
         <w:rPr>
           <w:bCs/>
           <w:color w:val="000000" w:themeColor="text1"/>
-          <w:sz w:val="28"/>
-          <w:szCs w:val="28"/>
+          <w:sz w:val="24"/>
+          <w:szCs w:val="24"/>
         </w:rPr>
       </w:pPr>
       <w:r>
         <w:rPr>
           <w:bCs/>
           <w:color w:val="000000" w:themeColor="text1"/>
-          <w:sz w:val="28"/>
-          <w:szCs w:val="28"/>
+          <w:sz w:val="24"/>
+          <w:szCs w:val="24"/>
         </w:rPr>
         <w:t>Mapear a quantidade de animais em situação de vulnerabilidade existente na cidade;</w:t>
       </w:r>
@@ -1994,16 +2012,16 @@
         <w:rPr>
           <w:bCs/>
           <w:color w:val="000000" w:themeColor="text1"/>
-          <w:sz w:val="28"/>
-          <w:szCs w:val="28"/>
+          <w:sz w:val="24"/>
+          <w:szCs w:val="24"/>
         </w:rPr>
       </w:pPr>
       <w:r>
         <w:rPr>
           <w:bCs/>
           <w:color w:val="000000" w:themeColor="text1"/>
-          <w:sz w:val="28"/>
-          <w:szCs w:val="28"/>
+          <w:sz w:val="24"/>
+          <w:szCs w:val="24"/>
         </w:rPr>
         <w:t>Ajudar a diminuir a disseminação de doenças causadas pela proliferação de animais de rua.</w:t>
       </w:r>
@@ -2070,7 +2088,7 @@
               <wp:posOffset>184052</wp:posOffset>
             </wp:positionH>
             <wp:positionV relativeFrom="paragraph">
-              <wp:posOffset>42545</wp:posOffset>
+              <wp:posOffset>144584</wp:posOffset>
             </wp:positionV>
             <wp:extent cx="5813181" cy="2479431"/>
             <wp:effectExtent l="19050" t="0" r="0" b="0"/>
@@ -2107,6 +2125,15 @@
           </wp:anchor>
         </w:drawing>
       </w:r>
+    </w:p>
+    <w:p>
+      <w:pPr>
+        <w:spacing w:before="0" w:after="0" w:line="360" w:lineRule="auto"/>
+        <w:rPr>
+          <w:sz w:val="24"/>
+          <w:szCs w:val="24"/>
+        </w:rPr>
+      </w:pPr>
     </w:p>
     <w:p>
       <w:pPr>
@@ -2552,16 +2579,16 @@
         <w:rPr>
           <w:bCs/>
           <w:color w:val="000000" w:themeColor="text1"/>
-          <w:sz w:val="28"/>
-          <w:szCs w:val="28"/>
+          <w:sz w:val="24"/>
+          <w:szCs w:val="24"/>
         </w:rPr>
       </w:pPr>
       <w:r>
         <w:rPr>
           <w:bCs/>
           <w:color w:val="000000" w:themeColor="text1"/>
-          <w:sz w:val="28"/>
-          <w:szCs w:val="28"/>
+          <w:sz w:val="24"/>
+          <w:szCs w:val="24"/>
         </w:rPr>
         <w:lastRenderedPageBreak/>
         <w:t>Gatos abandonados no antigo café SanTelmo de Teresópolis – RJ</w:t>
@@ -2858,9 +2885,9 @@
               <wp:posOffset>101991</wp:posOffset>
             </wp:positionH>
             <wp:positionV relativeFrom="paragraph">
-              <wp:posOffset>-87874</wp:posOffset>
+              <wp:posOffset>-87873</wp:posOffset>
             </wp:positionV>
-            <wp:extent cx="5127381" cy="2350477"/>
+            <wp:extent cx="4846027" cy="2221500"/>
             <wp:effectExtent l="19050" t="0" r="0" b="0"/>
             <wp:wrapNone/>
             <wp:docPr id="5" name="Imagem 4" descr="4.png"/>
@@ -2884,7 +2911,7 @@
                   <pic:spPr>
                     <a:xfrm>
                       <a:off x="0" y="0"/>
-                      <a:ext cx="5127381" cy="2350477"/>
+                      <a:ext cx="4846027" cy="2221500"/>
                     </a:xfrm>
                     <a:prstGeom prst="rect">
                       <a:avLst/>
@@ -3672,12 +3699,12 @@
           <wp:anchor distT="0" distB="0" distL="114300" distR="114300" simplePos="0" relativeHeight="251666432" behindDoc="0" locked="0" layoutInCell="1" allowOverlap="1">
             <wp:simplePos x="0" y="0"/>
             <wp:positionH relativeFrom="column">
-              <wp:posOffset>752621</wp:posOffset>
+              <wp:posOffset>752622</wp:posOffset>
             </wp:positionH>
             <wp:positionV relativeFrom="paragraph">
-              <wp:posOffset>-228551</wp:posOffset>
+              <wp:posOffset>-99597</wp:posOffset>
             </wp:positionV>
-            <wp:extent cx="4212981" cy="3768969"/>
+            <wp:extent cx="4212980" cy="3768969"/>
             <wp:effectExtent l="19050" t="0" r="0" b="0"/>
             <wp:wrapNone/>
             <wp:docPr id="10" name="Imagem 9" descr="about-us-print.png"/>
@@ -3700,7 +3727,7 @@
                   <pic:spPr>
                     <a:xfrm>
                       <a:off x="0" y="0"/>
-                      <a:ext cx="4212981" cy="3768969"/>
+                      <a:ext cx="4212980" cy="3768969"/>
                     </a:xfrm>
                     <a:prstGeom prst="rect">
                       <a:avLst/>
@@ -4360,7 +4387,7 @@
             <w:sz w:val="20"/>
             <w:szCs w:val="20"/>
           </w:rPr>
-          <w:t>9</w:t>
+          <w:t>1</w:t>
         </w:r>
         <w:r>
           <w:rPr>
@@ -4533,7 +4560,7 @@
                         <a:blip r:embed="rId1" cstate="print">
                           <a:extLst>
                             <a:ext uri="{28A0092B-C50C-407E-A947-70E740481C1C}">
-                              <a14:useLocalDpi xmlns="" xmlns:wpc="http://schemas.microsoft.com/office/word/2010/wordprocessingCanvas" xmlns:cx="http://schemas.microsoft.com/office/drawing/2014/chartex" xmlns:cx1="http://schemas.microsoft.com/office/drawing/2015/9/8/chartex" xmlns:cx2="http://schemas.microsoft.com/office/drawing/2015/10/21/chartex" xmlns:cx3="http://schemas.microsoft.com/office/drawing/2016/5/9/chartex" xmlns:cx4="http://schemas.microsoft.com/office/drawing/2016/5/10/chartex" xmlns:cx5="http://schemas.microsoft.com/office/drawing/2016/5/11/chartex" xmlns:cx6="http://schemas.microsoft.com/office/drawing/2016/5/12/chartex" xmlns:cx7="http://schemas.microsoft.com/office/drawing/2016/5/13/chartex" xmlns:cx8="http://schemas.microsoft.com/office/drawing/2016/5/14/chartex" xmlns:mc="http://schemas.openxmlformats.org/markup-compatibility/2006" xmlns:aink="http://schemas.microsoft.com/office/drawing/2016/ink" xmlns:am3d="http://schemas.microsoft.com/office/drawing/2017/model3d" xmlns:o="urn:schemas-microsoft-com:office:office" xmlns:oel="http://schemas.microsoft.com/office/2019/extlst" xmlns:v="urn:schemas-microsoft-com:vml" xmlns:wp14="http://schemas.microsoft.com/office/word/2010/wordprocessingDrawing" xmlns:w10="urn:schemas-microsoft-com:office:word" xmlns:w="http://schemas.openxmlformats.org/wordprocessingml/2006/main" xmlns:w14="http://schemas.microsoft.com/office/word/2010/wordml" xmlns:w15="http://schemas.microsoft.com/office/word/2012/wordml" xmlns:w16cex="http://schemas.microsoft.com/office/word/2018/wordml/cex" xmlns:w16cid="http://schemas.microsoft.com/office/word/2016/wordml/cid" xmlns:w16="http://schemas.microsoft.com/office/word/2018/wordml" xmlns:w16du="http://schemas.microsoft.com/office/word/2023/wordml/word16du" xmlns:w16sdtdh="http://schemas.microsoft.com/office/word/2020/wordml/sdtdatahash" xmlns:w16se="http://schemas.microsoft.com/office/word/2015/wordml/symex" xmlns:wpg="http://schemas.microsoft.com/office/word/2010/wordprocessingGroup" xmlns:wpi="http://schemas.microsoft.com/office/word/2010/wordprocessingInk" xmlns:wps="http://schemas.microsoft.com/office/word/2010/wordprocessingShape" xmlns:a14="http://schemas.microsoft.com/office/drawing/2010/main" val="0"/>
+                              <a14:useLocalDpi xmlns:a14="http://schemas.microsoft.com/office/drawing/2010/main" xmlns:wps="http://schemas.microsoft.com/office/word/2010/wordprocessingShape" xmlns:wpi="http://schemas.microsoft.com/office/word/2010/wordprocessingInk" xmlns:wpg="http://schemas.microsoft.com/office/word/2010/wordprocessingGroup" xmlns:w16se="http://schemas.microsoft.com/office/word/2015/wordml/symex" xmlns:w16sdtdh="http://schemas.microsoft.com/office/word/2020/wordml/sdtdatahash" xmlns:w16du="http://schemas.microsoft.com/office/word/2023/wordml/word16du" xmlns:w16="http://schemas.microsoft.com/office/word/2018/wordml" xmlns:w16cid="http://schemas.microsoft.com/office/word/2016/wordml/cid" xmlns:w16cex="http://schemas.microsoft.com/office/word/2018/wordml/cex" xmlns:w15="http://schemas.microsoft.com/office/word/2012/wordml" xmlns:w14="http://schemas.microsoft.com/office/word/2010/wordml" xmlns:w="http://schemas.openxmlformats.org/wordprocessingml/2006/main" xmlns:w10="urn:schemas-microsoft-com:office:word" xmlns:wp14="http://schemas.microsoft.com/office/word/2010/wordprocessingDrawing" xmlns:v="urn:schemas-microsoft-com:vml" xmlns:oel="http://schemas.microsoft.com/office/2019/extlst" xmlns:o="urn:schemas-microsoft-com:office:office" xmlns:am3d="http://schemas.microsoft.com/office/drawing/2017/model3d" xmlns:aink="http://schemas.microsoft.com/office/drawing/2016/ink" xmlns:mc="http://schemas.openxmlformats.org/markup-compatibility/2006" xmlns:cx8="http://schemas.microsoft.com/office/drawing/2016/5/14/chartex" xmlns:cx7="http://schemas.microsoft.com/office/drawing/2016/5/13/chartex" xmlns:cx6="http://schemas.microsoft.com/office/drawing/2016/5/12/chartex" xmlns:cx5="http://schemas.microsoft.com/office/drawing/2016/5/11/chartex" xmlns:cx4="http://schemas.microsoft.com/office/drawing/2016/5/10/chartex" xmlns:cx3="http://schemas.microsoft.com/office/drawing/2016/5/9/chartex" xmlns:cx2="http://schemas.microsoft.com/office/drawing/2015/10/21/chartex" xmlns:cx1="http://schemas.microsoft.com/office/drawing/2015/9/8/chartex" xmlns:cx="http://schemas.microsoft.com/office/drawing/2014/chartex" xmlns:wpc="http://schemas.microsoft.com/office/word/2010/wordprocessingCanvas" xmlns="" val="0"/>
                             </a:ext>
                           </a:extLst>
                         </a:blip>
